--- a/klagomål/A 39820-2026 FSC-klagomål.docx
+++ b/klagomål/A 39820-2026 FSC-klagomål.docx
@@ -652,7 +652,7 @@
     <w:r>
       <w:tab/>
       <w:tab/>
-      <w:t>2026-09-27</w:t>
+      <w:t>2026-09-28</w:t>
       <w:br/>
       <w:br/>
     </w:r>

--- a/klagomål/A 39820-2026 FSC-klagomål.docx
+++ b/klagomål/A 39820-2026 FSC-klagomål.docx
@@ -652,7 +652,7 @@
     <w:r>
       <w:tab/>
       <w:tab/>
-      <w:t>2026-09-28</w:t>
+      <w:t>2026-09-29</w:t>
       <w:br/>
       <w:br/>
     </w:r>

--- a/klagomål/A 39820-2026 FSC-klagomål.docx
+++ b/klagomål/A 39820-2026 FSC-klagomål.docx
@@ -652,7 +652,7 @@
     <w:r>
       <w:tab/>
       <w:tab/>
-      <w:t>2026-09-29</w:t>
+      <w:t>2026-09-30</w:t>
       <w:br/>
       <w:br/>
     </w:r>

--- a/klagomål/A 39820-2026 FSC-klagomål.docx
+++ b/klagomål/A 39820-2026 FSC-klagomål.docx
@@ -652,7 +652,7 @@
     <w:r>
       <w:tab/>
       <w:tab/>
-      <w:t>2026-09-30</w:t>
+      <w:t>2026-10-01</w:t>
       <w:br/>
       <w:br/>
     </w:r>

--- a/klagomål/A 39820-2026 FSC-klagomål.docx
+++ b/klagomål/A 39820-2026 FSC-klagomål.docx
@@ -652,7 +652,7 @@
     <w:r>
       <w:tab/>
       <w:tab/>
-      <w:t>2026-10-01</w:t>
+      <w:t>2026-10-02</w:t>
       <w:br/>
       <w:br/>
     </w:r>

--- a/klagomål/A 39820-2026 FSC-klagomål.docx
+++ b/klagomål/A 39820-2026 FSC-klagomål.docx
@@ -652,7 +652,7 @@
     <w:r>
       <w:tab/>
       <w:tab/>
-      <w:t>2026-10-02</w:t>
+      <w:t>2026-10-03</w:t>
       <w:br/>
       <w:br/>
     </w:r>

--- a/klagomål/A 39820-2026 FSC-klagomål.docx
+++ b/klagomål/A 39820-2026 FSC-klagomål.docx
@@ -652,7 +652,7 @@
     <w:r>
       <w:tab/>
       <w:tab/>
-      <w:t>2026-10-03</w:t>
+      <w:t>2026-10-04</w:t>
       <w:br/>
       <w:br/>
     </w:r>

--- a/klagomål/A 39820-2026 FSC-klagomål.docx
+++ b/klagomål/A 39820-2026 FSC-klagomål.docx
@@ -652,7 +652,7 @@
     <w:r>
       <w:tab/>
       <w:tab/>
-      <w:t>2026-10-04</w:t>
+      <w:t>2026-10-05</w:t>
       <w:br/>
       <w:br/>
     </w:r>

--- a/klagomål/A 39820-2026 FSC-klagomål.docx
+++ b/klagomål/A 39820-2026 FSC-klagomål.docx
@@ -652,7 +652,7 @@
     <w:r>
       <w:tab/>
       <w:tab/>
-      <w:t>2026-10-05</w:t>
+      <w:t>2026-10-06</w:t>
       <w:br/>
       <w:br/>
     </w:r>

--- a/klagomål/A 39820-2026 FSC-klagomål.docx
+++ b/klagomål/A 39820-2026 FSC-klagomål.docx
@@ -652,7 +652,7 @@
     <w:r>
       <w:tab/>
       <w:tab/>
-      <w:t>2026-10-06</w:t>
+      <w:t>2026-10-07</w:t>
       <w:br/>
       <w:br/>
     </w:r>

--- a/klagomål/A 39820-2026 FSC-klagomål.docx
+++ b/klagomål/A 39820-2026 FSC-klagomål.docx
@@ -652,7 +652,7 @@
     <w:r>
       <w:tab/>
       <w:tab/>
-      <w:t>2026-10-07</w:t>
+      <w:t>2026-10-08</w:t>
       <w:br/>
       <w:br/>
     </w:r>

--- a/klagomål/A 39820-2026 FSC-klagomål.docx
+++ b/klagomål/A 39820-2026 FSC-klagomål.docx
@@ -652,7 +652,7 @@
     <w:r>
       <w:tab/>
       <w:tab/>
-      <w:t>2026-10-08</w:t>
+      <w:t>2026-10-09</w:t>
       <w:br/>
       <w:br/>
     </w:r>

--- a/klagomål/A 39820-2026 FSC-klagomål.docx
+++ b/klagomål/A 39820-2026 FSC-klagomål.docx
@@ -178,7 +178,7 @@
       <w:r>
         <w:drawing>
           <wp:inline xmlns:a="http://schemas.openxmlformats.org/drawingml/2006/main" xmlns:pic="http://schemas.openxmlformats.org/drawingml/2006/picture">
-            <wp:extent cx="5486400" cy="5395903"/>
+            <wp:extent cx="5486400" cy="5512795"/>
             <wp:docPr id="1" name="Picture 1"/>
             <wp:cNvGraphicFramePr>
               <a:graphicFrameLocks noChangeAspect="1"/>
@@ -199,7 +199,7 @@
                   <pic:spPr>
                     <a:xfrm>
                       <a:off x="0" y="0"/>
-                      <a:ext cx="5486400" cy="5395903"/>
+                      <a:ext cx="5486400" cy="5512795"/>
                     </a:xfrm>
                     <a:prstGeom prst="rect"/>
                   </pic:spPr>
@@ -221,7 +221,7 @@
     </w:p>
     <w:p>
       <w:r>
-        <w:t>I avverkningsanmälan finns fynd av 2 naturvårdsarter, varav 2 är fridlysta: skogsödla (§6) och vanlig groda (§6). Se Figur 1.</w:t>
+        <w:t>I avverkningsanmälan finns fynd av 3 naturvårdsarter, varav 1 är rödlistad, 3 är fridlysta och 1 är typisk (T): entita (NT, T, §4), skogsödla (§6) och vanlig groda (§6). Se Figur 1.</w:t>
       </w:r>
     </w:p>
     <w:p>
@@ -244,7 +244,27 @@
     </w:p>
     <w:p>
       <w:r>
-        <w:t>Nedan följer beskrivningar av de naturvårdsarter och fridlysta arter som har sina livsmiljöer och växtplatser i den avverkningsanmälda skogen. De påträffade naturvårdsarterna är ett tydligt kvitto på att det rör sig om en skog med höga naturvärden.</w:t>
+        <w:t>Nedan följer beskrivningar av de naturvårdsarter och fridlysta arter som har sina livsmiljöer och växtplatser i den avverkningsanmälda skogen. Se även ytterligare artfakta i BILAGA 1. De påträffade naturvårdsarterna är ett tydligt kvitto på att det rör sig om en skog med höga naturvärden.</w:t>
+      </w:r>
+    </w:p>
+    <w:p>
+      <w:r>
+        <w:rPr>
+          <w:b/>
+        </w:rPr>
+        <w:t>Entita (NT, §4)</w:t>
+      </w:r>
+      <w:r>
+        <w:t xml:space="preserve">, rödlistad som nära hotad och prioriterad art i Skogsvårdslagen, har häckningsrevir i anmälan. Minskningstakten innevarande 10-årsperiod beräknas till 20 (10–30) % och bedöms vara nära gränsvärdet för Sårbar (VU). Entitan är ortstrogen och reviret är i genomsnitt omkring 5 hektar, ibland uppåt 20 hektar stort. Entitan är en utpräglad lövskogsfågel som föredrar flerskiktade, gärna högvuxna skogar med inslag av äldre träd och välutvecklat buskskikt. Även alkärr med videsnår hör till de miljöer som utnyttjas. Arten häckar ofta i skogar som är svagt eller inte alls påverkade av skogsbruk, ofta rör det sig om värdekärnor med höga naturvärden. Entitan missgynnas av konventionellt skogsbruk och dess ortstrohet och dåliga spridningsförmåga gör den känslig för fragmentering. Entita är typisk art för </w:t>
+      </w:r>
+      <w:r>
+        <w:rPr>
+          <w:i/>
+        </w:rPr>
+        <w:t>9080 Lövsumpskog</w:t>
+      </w:r>
+      <w:r>
+        <w:t xml:space="preserve"> (Skogsstyrelsen, 2016, SLU Artdatabanken, 2021).</w:t>
       </w:r>
     </w:p>
     <w:p>
@@ -299,6 +319,22 @@
       <w:r>
         <w:t>I den avverkningsanmälda skogen har fridlysta arter sina livsmiljöer och växtplatser. Att skada de fridlysta arternas livsmiljöer, växtplatser eller ekologiska funktion är inte tillåtet enligt artskyddsförordningen.</w:t>
       </w:r>
+      <w:r>
+        <w:rPr>
+          <w:i/>
+        </w:rPr>
+        <w:t xml:space="preserve"> EU:s medlemsländer och skogsbolag är skyldiga att agera i enlighet med EU:s fågeldirektiv där det uttryckligen står att direktivet gäller för fåglar samt för deras ägg, bon och </w:t>
+      </w:r>
+      <w:r>
+        <w:rPr>
+          <w:b/>
+          <w:i/>
+        </w:rPr>
+        <w:t xml:space="preserve">livsmiljöer </w:t>
+      </w:r>
+      <w:r>
+        <w:t>(artikel 1). Vidare att de åtgärder som vidtas inte får leda till en försämring av den nuvarande situationen beträffande bevarandet av de fågelarter som avses i artikel 1 (artikel 13).</w:t>
+      </w:r>
     </w:p>
     <w:p>
       <w:r>
@@ -337,7 +373,7 @@
         <w:rPr>
           <w:i/>
         </w:rPr>
-        <w:t>I det avverkningsanmälda skogsområdet har 2 naturvårdsarter varav 0 rödlistade arter sina livsmiljöer och växtplatser.</w:t>
+        <w:t>I det avverkningsanmälda skogsområdet har 3 naturvårdsarter varav 1 rödlistade arter sina livsmiljöer och växtplatser.</w:t>
       </w:r>
     </w:p>
     <w:p>
@@ -524,6 +560,92 @@
         <w:t>I den avverkningsanmälda skogen har fridlysta arter sina livsmiljöer och växtplatser. Att skada de fridlysta arternas livsmiljöer, växtplatser eller ekologiska funktion är inte tillåtet enligt artskyddsförordningen</w:t>
       </w:r>
     </w:p>
+    <w:p>
+      <w:r>
+        <w:br w:type="page"/>
+      </w:r>
+    </w:p>
+    <w:p>
+      <w:pPr>
+        <w:pStyle w:val="Title"/>
+      </w:pPr>
+      <w:r>
+        <w:t>BILAGA 1 – Fridlysta arter</w:t>
+      </w:r>
+    </w:p>
+    <w:p>
+      <w:pPr>
+        <w:pStyle w:val="Heading1"/>
+      </w:pPr>
+      <w:r>
+        <w:t>Entita – ekologi samt krav på livsmiljön</w:t>
+      </w:r>
+    </w:p>
+    <w:p>
+      <w:r>
+        <w:t xml:space="preserve">Entita (NT, §4) är rödlistad som nära hotad, fridlyst och prioriterad art enligt Skogsvårdslagen. Den omfattas av EU:s fågeldirektiv och är typisk art för </w:t>
+      </w:r>
+      <w:r>
+        <w:rPr>
+          <w:i/>
+        </w:rPr>
+        <w:t>9080 Lövsumpskog</w:t>
+      </w:r>
+      <w:r>
+        <w:t>. Minskningstakten har uppgått till 20 (10–30) % under de senaste 10 åren och bedöms vara nära gränsvärdet för Sårbar (VU). (A2b) (SLU Artdatabanken, 2021).</w:t>
+      </w:r>
+    </w:p>
+    <w:p>
+      <w:r>
+        <w:t>Entitan är en utpräglad lövskogsfågel som påträffas i ädellövskogar, strandskogar, ekhagar, igenväxande hagmarker, lövdungar, parker och trädgårdar. Den föredrar flerskiktade, gärna högvuxna skogar med inslag av äldre träd och med ett välutvecklat buskskikt. Ek- och hasseldominerade skogar och dungar, samt alkärr med videsnår, hör till de miljöer som ofta utnyttjas. I sydligaste Sverige är bokskog en viktig miljö (Skogsstyrelsen, 2016).</w:t>
+      </w:r>
+    </w:p>
+    <w:p>
+      <w:r>
+        <w:t>Reviren är relativt stora för en småfågel, i genomsnitt omkring 5 hektar men de kan vara upp till 20 hektar. Entitan är en utpräglad stannfågel och rör sig inte långt från kläckningsplatsen; ungfåglarna sprider sig sällan mer än 5 km från födelseplatsen och etablerade fåglar lämnar därefter inte sitt revir (Skogsstyrelsen, 2016). Det häckande paret försvarar sitt revir året runt. De tillåter dock en grupp av ungfåglar att etablera sig inom deras revir och så bildas en vinterflock, vilket sker redan i juni månad. Även under kalla vintrar stannar entitan kvar inom sitt revir. Hittar man entitor vid sitt foderbord beror det på att fågelmatningen ligger inom ett entiterevir (SLU Artdatabanken, 2021). Arten är känslig för fragmentering och har svårt att etablera sig i isolerade skogsområden. Entitan är hålhäckare, men kan inte själv hacka fram sitt hål utan är beroende av miljöer som erbjuder naturliga hål (Skogsstyrelsen, 2016).</w:t>
+      </w:r>
+    </w:p>
+    <w:p>
+      <w:r>
+        <w:t>Arten häckar ofta i skogar som är svagt eller inte alls påverkade av skogsbruk. Särskilt i Svealand ofta i skogar som har höga naturvärden och utgör skogliga värdekärnor. Entitan missgynnas av konventionellt skogsbruk genom minskad förekomst av risiga, flerskiktade skogar liksom av avverkning av lövträdsrika kantzoner. Entitans ortstrohet och dåliga spridningsförmåga gör den känslig för fragmentering (Skogsstyrelsen, 2016).</w:t>
+      </w:r>
+    </w:p>
+    <w:p>
+      <w:pPr>
+        <w:pStyle w:val="Heading2"/>
+      </w:pPr>
+      <w:r>
+        <w:t>Referenser – entita</w:t>
+      </w:r>
+    </w:p>
+    <w:p>
+      <w:r>
+        <w:t xml:space="preserve">Skogsstyrelsen, 2016. </w:t>
+      </w:r>
+      <w:r>
+        <w:rPr>
+          <w:i/>
+        </w:rPr>
+        <w:t xml:space="preserve">Vägledning för hänsyn till entita. </w:t>
+      </w:r>
+      <w:r>
+        <w:t>https://www.skogsstyrelsen.se/globalassets/lag-och-tillsyn/artskydd/vagledningar-for-hansyn-till-faglar/entita-vagledning-hansyn2.pdf</w:t>
+      </w:r>
+    </w:p>
+    <w:p>
+      <w:r>
+        <w:t xml:space="preserve">SLU Artdatabanken, 2021. </w:t>
+      </w:r>
+      <w:r>
+        <w:rPr>
+          <w:i/>
+        </w:rPr>
+        <w:t xml:space="preserve">Artfaktablad. Naturvård – artfakta. </w:t>
+      </w:r>
+      <w:r>
+        <w:t>SLU Artdatabanken, Uppsala</w:t>
+      </w:r>
+    </w:p>
     <w:sectPr>
       <w:headerReference w:type="even" r:id="rId8"/>
       <w:headerReference w:type="default" r:id="rId9"/>
@@ -652,7 +774,7 @@
     <w:r>
       <w:tab/>
       <w:tab/>
-      <w:t>2026-10-09</w:t>
+      <w:t>2026-10-10</w:t>
       <w:br/>
       <w:br/>
     </w:r>

--- a/klagomål/A 39820-2026 FSC-klagomål.docx
+++ b/klagomål/A 39820-2026 FSC-klagomål.docx
@@ -774,7 +774,7 @@
     <w:r>
       <w:tab/>
       <w:tab/>
-      <w:t>2026-10-10</w:t>
+      <w:t>2026-10-11</w:t>
       <w:br/>
       <w:br/>
     </w:r>

--- a/klagomål/A 39820-2026 FSC-klagomål.docx
+++ b/klagomål/A 39820-2026 FSC-klagomål.docx
@@ -774,7 +774,7 @@
     <w:r>
       <w:tab/>
       <w:tab/>
-      <w:t>2026-10-11</w:t>
+      <w:t>2026-10-12</w:t>
       <w:br/>
       <w:br/>
     </w:r>

--- a/klagomål/A 39820-2026 FSC-klagomål.docx
+++ b/klagomål/A 39820-2026 FSC-klagomål.docx
@@ -774,7 +774,7 @@
     <w:r>
       <w:tab/>
       <w:tab/>
-      <w:t>2026-10-12</w:t>
+      <w:t>2026-10-13</w:t>
       <w:br/>
       <w:br/>
     </w:r>

--- a/klagomål/A 39820-2026 FSC-klagomål.docx
+++ b/klagomål/A 39820-2026 FSC-klagomål.docx
@@ -774,7 +774,7 @@
     <w:r>
       <w:tab/>
       <w:tab/>
-      <w:t>2026-10-13</w:t>
+      <w:t>2026-10-14</w:t>
       <w:br/>
       <w:br/>
     </w:r>

--- a/klagomål/A 39820-2026 FSC-klagomål.docx
+++ b/klagomål/A 39820-2026 FSC-klagomål.docx
@@ -774,7 +774,7 @@
     <w:r>
       <w:tab/>
       <w:tab/>
-      <w:t>2026-10-14</w:t>
+      <w:t>2026-10-15</w:t>
       <w:br/>
       <w:br/>
     </w:r>

--- a/klagomål/A 39820-2026 FSC-klagomål.docx
+++ b/klagomål/A 39820-2026 FSC-klagomål.docx
@@ -774,7 +774,7 @@
     <w:r>
       <w:tab/>
       <w:tab/>
-      <w:t>2026-10-15</w:t>
+      <w:t>2026-10-16</w:t>
       <w:br/>
       <w:br/>
     </w:r>

--- a/klagomål/A 39820-2026 FSC-klagomål.docx
+++ b/klagomål/A 39820-2026 FSC-klagomål.docx
@@ -774,7 +774,7 @@
     <w:r>
       <w:tab/>
       <w:tab/>
-      <w:t>2026-10-16</w:t>
+      <w:t>2026-10-17</w:t>
       <w:br/>
       <w:br/>
     </w:r>

--- a/klagomål/A 39820-2026 FSC-klagomål.docx
+++ b/klagomål/A 39820-2026 FSC-klagomål.docx
@@ -774,7 +774,7 @@
     <w:r>
       <w:tab/>
       <w:tab/>
-      <w:t>2026-10-17</w:t>
+      <w:t>2026-10-18</w:t>
       <w:br/>
       <w:br/>
     </w:r>

--- a/klagomål/A 39820-2026 FSC-klagomål.docx
+++ b/klagomål/A 39820-2026 FSC-klagomål.docx
@@ -774,7 +774,7 @@
     <w:r>
       <w:tab/>
       <w:tab/>
-      <w:t>2026-10-18</w:t>
+      <w:t>2026-10-19</w:t>
       <w:br/>
       <w:br/>
     </w:r>

--- a/klagomål/A 39820-2026 FSC-klagomål.docx
+++ b/klagomål/A 39820-2026 FSC-klagomål.docx
@@ -774,7 +774,7 @@
     <w:r>
       <w:tab/>
       <w:tab/>
-      <w:t>2026-10-19</w:t>
+      <w:t>2026-10-20</w:t>
       <w:br/>
       <w:br/>
     </w:r>

--- a/klagomål/A 39820-2026 FSC-klagomål.docx
+++ b/klagomål/A 39820-2026 FSC-klagomål.docx
@@ -774,7 +774,7 @@
     <w:r>
       <w:tab/>
       <w:tab/>
-      <w:t>2026-10-20</w:t>
+      <w:t>2026-10-21</w:t>
       <w:br/>
       <w:br/>
     </w:r>

--- a/klagomål/A 39820-2026 FSC-klagomål.docx
+++ b/klagomål/A 39820-2026 FSC-klagomål.docx
@@ -774,7 +774,7 @@
     <w:r>
       <w:tab/>
       <w:tab/>
-      <w:t>2026-10-21</w:t>
+      <w:t>2026-10-22</w:t>
       <w:br/>
       <w:br/>
     </w:r>

--- a/klagomål/A 39820-2026 FSC-klagomål.docx
+++ b/klagomål/A 39820-2026 FSC-klagomål.docx
@@ -774,7 +774,7 @@
     <w:r>
       <w:tab/>
       <w:tab/>
-      <w:t>2026-10-22</w:t>
+      <w:t>2026-10-23</w:t>
       <w:br/>
       <w:br/>
     </w:r>

--- a/klagomål/A 39820-2026 FSC-klagomål.docx
+++ b/klagomål/A 39820-2026 FSC-klagomål.docx
@@ -774,7 +774,7 @@
     <w:r>
       <w:tab/>
       <w:tab/>
-      <w:t>2026-10-23</w:t>
+      <w:t>2026-10-24</w:t>
       <w:br/>
       <w:br/>
     </w:r>

--- a/klagomål/A 39820-2026 FSC-klagomål.docx
+++ b/klagomål/A 39820-2026 FSC-klagomål.docx
@@ -774,7 +774,7 @@
     <w:r>
       <w:tab/>
       <w:tab/>
-      <w:t>2026-10-24</w:t>
+      <w:t>2026-10-25</w:t>
       <w:br/>
       <w:br/>
     </w:r>

--- a/klagomål/A 39820-2026 FSC-klagomål.docx
+++ b/klagomål/A 39820-2026 FSC-klagomål.docx
@@ -774,7 +774,7 @@
     <w:r>
       <w:tab/>
       <w:tab/>
-      <w:t>2026-10-25</w:t>
+      <w:t>2026-10-26</w:t>
       <w:br/>
       <w:br/>
     </w:r>

--- a/klagomål/A 39820-2026 FSC-klagomål.docx
+++ b/klagomål/A 39820-2026 FSC-klagomål.docx
@@ -774,7 +774,7 @@
     <w:r>
       <w:tab/>
       <w:tab/>
-      <w:t>2026-10-26</w:t>
+      <w:t>2026-10-27</w:t>
       <w:br/>
       <w:br/>
     </w:r>

--- a/klagomål/A 39820-2026 FSC-klagomål.docx
+++ b/klagomål/A 39820-2026 FSC-klagomål.docx
@@ -178,7 +178,7 @@
       <w:r>
         <w:drawing>
           <wp:inline xmlns:a="http://schemas.openxmlformats.org/drawingml/2006/main" xmlns:pic="http://schemas.openxmlformats.org/drawingml/2006/picture">
-            <wp:extent cx="5486400" cy="5512795"/>
+            <wp:extent cx="5486400" cy="5642885"/>
             <wp:docPr id="1" name="Picture 1"/>
             <wp:cNvGraphicFramePr>
               <a:graphicFrameLocks noChangeAspect="1"/>
@@ -199,7 +199,7 @@
                   <pic:spPr>
                     <a:xfrm>
                       <a:off x="0" y="0"/>
-                      <a:ext cx="5486400" cy="5512795"/>
+                      <a:ext cx="5486400" cy="5642885"/>
                     </a:xfrm>
                     <a:prstGeom prst="rect"/>
                   </pic:spPr>
@@ -216,12 +216,12 @@
         <w:spacing w:after="240"/>
       </w:pPr>
       <w:r>
-        <w:t>Figur 1. Fyndplatser för naturvårdsarter i avverkningsanmälan. Markörer utan svart kant är placerade på fyndplatsen. Markörer med svart kant är placerade vid sidan av fyndplatsen och har ett svart streck som visar fyndplatsens exakta position. Kartans mittpunktskoordinat är N 6213037, E 403096 i SWEREF 99 TM.</w:t>
+        <w:t>Figur 1. Fyndplatser för naturvårdsarter i och inom 6 meter från avverkningsanmälan. Markörer utan svart kant är placerade på fyndplatsen. Markörer med svart kant är placerade vid sidan av fyndplatsen och har ett svart streck som visar fyndplatsens exakta position. Kartans mittpunktskoordinat är N 6213037, E 403096 i SWEREF 99 TM.</w:t>
       </w:r>
     </w:p>
     <w:p>
       <w:r>
-        <w:t>I avverkningsanmälan finns fynd av 3 naturvårdsarter, varav 1 är rödlistad, 3 är fridlysta och 1 är typisk (T): entita (NT, T, §4), skogsödla (§6) och vanlig groda (§6). Se Figur 1.</w:t>
+        <w:t>I och inom 6 meter från avverkningsanmälan finns fynd av 13 naturvårdsarter, varav 3 är rödlistade, 6 är fridlysta, 8 är typiska (T) och 2 är signalarter (S): entita (NT, T, §4), gropticka (NT, T), svart skogssnigel (NT), platt fjädermossa (S, T), västlig hakmossa (S), bergfink (T, §4), blåbär (T), majbräken (T), skriftlav (T), spillkråka (T, §4), skogsödla (§6), vanlig groda (§6) och revlummer (§9). Se Figur 1.</w:t>
       </w:r>
     </w:p>
     <w:p>
@@ -268,6 +268,191 @@
       </w:r>
     </w:p>
     <w:p>
+      <w:r>
+        <w:rPr>
+          <w:b/>
+        </w:rPr>
+        <w:t>Gropticka (NT)</w:t>
+      </w:r>
+      <w:r>
+        <w:t xml:space="preserve"> är en bra signalart som visar på skyddsvärda barrskogar i södra halvan av landet och kan betraktas som en sydlig ”urskogsindikator” eller gammelskogsindikator. Skogsbestånd där gropticka återfinns bör lämnas till fri utveckling. För att bibehålla arten i landet på sikt krävs att fler områden med gammal barrskog skyddas i Götaland och Svealand. Gropticka är typisk art för </w:t>
+      </w:r>
+      <w:r>
+        <w:rPr>
+          <w:i/>
+        </w:rPr>
+        <w:t>9010 Taiga</w:t>
+      </w:r>
+      <w:r>
+        <w:t xml:space="preserve"> (SLU Artdatabanken, 2024; Nitare &amp; Skogsstyrelsen, 2019).</w:t>
+      </w:r>
+    </w:p>
+    <w:p>
+      <w:r>
+        <w:rPr>
+          <w:b/>
+        </w:rPr>
+        <w:t xml:space="preserve">Platt fjädermossa </w:t>
+      </w:r>
+      <w:r>
+        <w:t>växer på såväl trädstammar (särskilt bok och andra ädla lövträd) som klippor (helst basiska bergarter). Norrut förekommer den endast på basiska klippor. Rika förekomster och fynd med sporkapslar indikerar höga naturvärden och en artrik mossbiotop.</w:t>
+      </w:r>
+      <w:r>
+        <w:rPr>
+          <w:b/>
+        </w:rPr>
+        <w:t xml:space="preserve"> </w:t>
+      </w:r>
+      <w:r>
+        <w:t xml:space="preserve">Platt fjädermossa är typisk art för </w:t>
+      </w:r>
+      <w:r>
+        <w:rPr>
+          <w:i/>
+        </w:rPr>
+        <w:t>9010 Taiga,</w:t>
+      </w:r>
+      <w:r>
+        <w:t xml:space="preserve"> </w:t>
+      </w:r>
+      <w:r>
+        <w:rPr>
+          <w:i/>
+        </w:rPr>
+        <w:t>9020 Nordlig ädellövskog, 9110 Näringsfattig bokskog, 9130 Näringsrik bokskog, 9160 Näringsrik ekskog, 9180 Ädellövskog i branter</w:t>
+      </w:r>
+      <w:r>
+        <w:t xml:space="preserve"> och</w:t>
+      </w:r>
+      <w:r>
+        <w:rPr>
+          <w:i/>
+        </w:rPr>
+        <w:t xml:space="preserve"> 9190 Näringsfattig ekskog </w:t>
+      </w:r>
+      <w:r>
+        <w:t>(Nitare &amp; Skogsstyrelsen, 2019; SLU Artdatabanken, 2025).</w:t>
+      </w:r>
+    </w:p>
+    <w:p>
+      <w:r>
+        <w:rPr>
+          <w:b/>
+        </w:rPr>
+        <w:t>Bergfink (§4)</w:t>
+      </w:r>
+      <w:r>
+        <w:t xml:space="preserve"> häckar i barr- och blandskog samt i fjällbjörkskog. Den förekommer i Norrland, västra Dalarna och norra Värmland samt sparsamt till sällsynt vidare söderut till mellersta Värmland, norra Västmanland och södra Gästrikland. Bergfink är typisk art för </w:t>
+      </w:r>
+      <w:r>
+        <w:rPr>
+          <w:i/>
+        </w:rPr>
+        <w:t>9040 Fjällbjörkskog</w:t>
+      </w:r>
+      <w:r>
+        <w:t xml:space="preserve"> (SLU Artdatabanken, 2025).</w:t>
+      </w:r>
+    </w:p>
+    <w:p>
+      <w:r>
+        <w:rPr>
+          <w:b/>
+        </w:rPr>
+        <w:t>Blåbär</w:t>
+      </w:r>
+      <w:r>
+        <w:t xml:space="preserve"> är typisk art för </w:t>
+      </w:r>
+      <w:r>
+        <w:rPr>
+          <w:i/>
+        </w:rPr>
+        <w:t>9190 Näringsfattig ekskog</w:t>
+      </w:r>
+      <w:r>
+        <w:t>. I naturskogar och kontinuitetsskogar är blåbär värdväxt för bland annat de rödlistade fjärilarna sibiriskt lundfly (EN), tajgafjällfly (EN), urskogsfly (EN), fjällskogsfly (VU), högnordiskt fjällfly (VU), baltiskt skogsfly (NT), gråpudrat skogsfly (NT), grå blåbärsfältmätare (NT) och skogsfältmätare (NT) (SLU Artdatabanken, 2026).</w:t>
+      </w:r>
+    </w:p>
+    <w:p>
+      <w:r>
+        <w:rPr>
+          <w:b/>
+        </w:rPr>
+        <w:t xml:space="preserve">Majbräken </w:t>
+      </w:r>
+      <w:r>
+        <w:t xml:space="preserve">är typisk art för </w:t>
+      </w:r>
+      <w:r>
+        <w:rPr>
+          <w:i/>
+        </w:rPr>
+        <w:t xml:space="preserve">9050 Näringsrik granskog </w:t>
+      </w:r>
+      <w:r>
+        <w:t>och</w:t>
+      </w:r>
+      <w:r>
+        <w:rPr>
+          <w:i/>
+        </w:rPr>
+        <w:t xml:space="preserve"> 9750 Svämlövskog </w:t>
+      </w:r>
+      <w:r>
+        <w:t>(SLU Artdatabanken, 2025).</w:t>
+      </w:r>
+    </w:p>
+    <w:p>
+      <w:r>
+        <w:rPr>
+          <w:b/>
+        </w:rPr>
+        <w:t>Skriftlav</w:t>
+      </w:r>
+      <w:r>
+        <w:t xml:space="preserve"> är typisk art för </w:t>
+      </w:r>
+      <w:r>
+        <w:rPr>
+          <w:i/>
+        </w:rPr>
+        <w:t xml:space="preserve">9190 Näringsfattig ekskog </w:t>
+      </w:r>
+      <w:r>
+        <w:t>(SLU Artdatabanken, 2025).</w:t>
+      </w:r>
+    </w:p>
+    <w:p>
+      <w:r>
+        <w:rPr>
+          <w:b/>
+        </w:rPr>
+        <w:t>Spillkråka (§4)</w:t>
+      </w:r>
+      <w:r>
+        <w:t xml:space="preserve"> omfattas av bilaga 1 i EU:s fågeldirektiv och är typisk art för </w:t>
+      </w:r>
+      <w:r>
+        <w:rPr>
+          <w:i/>
+        </w:rPr>
+        <w:t xml:space="preserve">9010 Taiga </w:t>
+      </w:r>
+      <w:r>
+        <w:t>och</w:t>
+      </w:r>
+      <w:r>
+        <w:rPr>
+          <w:i/>
+        </w:rPr>
+        <w:t xml:space="preserve"> 9740 Skogsbevuxen myr</w:t>
+      </w:r>
+      <w:r>
+        <w:t>. Den behöver grova träd, främst tall, asp och bok som boträd. Skogsbruk med korta omloppstider och täta, homogena ungskogar utgör det största hotet. Spillkråka är en nyckelart i skogliga miljöer vars övergivna bohål utnyttjas av flera andra hålhäckande fågelarter och fladdermöss, däribland pärluggla (EN, §4), knipa (§4), salskrake (§4) och skogsduva (§4). Hökuggla (VU, §4) och slaguggla (§4) häckar ofta i högstubbar som brutits av i höjd med ett gammalt spillkråkebo (SLU Artdatabanken, 2026; Skogsstyrelsen, 2016).</w:t>
+      </w:r>
+    </w:p>
+    <w:p>
       <w:pPr>
         <w:pStyle w:val="Heading1"/>
       </w:pPr>
@@ -373,7 +558,7 @@
         <w:rPr>
           <w:i/>
         </w:rPr>
-        <w:t>I det avverkningsanmälda skogsområdet har 3 naturvårdsarter varav 1 rödlistade arter sina livsmiljöer och växtplatser.</w:t>
+        <w:t>I det avverkningsanmälda skogsområdet har 13 naturvårdsarter varav 3 rödlistade arter sina livsmiljöer och växtplatser.</w:t>
       </w:r>
     </w:p>
     <w:p>
@@ -644,6 +829,78 @@
       </w:r>
       <w:r>
         <w:t>SLU Artdatabanken, Uppsala</w:t>
+      </w:r>
+    </w:p>
+    <w:p>
+      <w:pPr>
+        <w:pStyle w:val="Heading1"/>
+      </w:pPr>
+      <w:r>
+        <w:t>Spillkråka – ekologi samt krav på livsmiljön</w:t>
+      </w:r>
+    </w:p>
+    <w:p>
+      <w:r>
+        <w:t xml:space="preserve">Spillkråka (§4) ingår i bilaga 1 EU:s fågeldirektiv och är typisk art för </w:t>
+      </w:r>
+      <w:r>
+        <w:rPr>
+          <w:i/>
+        </w:rPr>
+        <w:t xml:space="preserve">9010 Taiga </w:t>
+      </w:r>
+      <w:r>
+        <w:t>och</w:t>
+      </w:r>
+      <w:r>
+        <w:rPr>
+          <w:i/>
+        </w:rPr>
+        <w:t xml:space="preserve"> 9740 Skogsbevuxen myr</w:t>
+      </w:r>
+      <w:r>
+        <w:t>. Den lever i både barr- och blandskog liksom i ren lövskog. De tätaste populationerna tenderar att finnas i äldre, variationsrik blandskog med gott om död ved och gamla träd. Varje par utnyttjar 400–1000 hektar skog beroende på skogens kvalitet. Skogsbruk med korta omloppstider och täta, homogena ungskogar utgör det största hotet (SLU Artdatabanken, 2026).</w:t>
+      </w:r>
+    </w:p>
+    <w:p>
+      <w:r>
+        <w:t>Spillkråka är en nyckelart i skogliga miljöer vars övergivna bohål utnyttjas av flera andra hålhäckande fågelarter och fladdermöss, däribland pärluggla (EN, §4), knipa (§4), salskrake (§4) och skogsduva (§4). Hökuggla (VU, §4) och slaguggla (§4) häckar ofta i högstubbar som brutits av i höjd med ett gammalt spillkråkebo (Skogsstyrelsen, 2016).</w:t>
+      </w:r>
+    </w:p>
+    <w:p>
+      <w:pPr>
+        <w:pStyle w:val="Heading2"/>
+      </w:pPr>
+      <w:r>
+        <w:t>Referenser – spillkråka</w:t>
+      </w:r>
+    </w:p>
+    <w:p>
+      <w:r>
+        <w:t xml:space="preserve">Skogsstyrelsen, 2016. </w:t>
+      </w:r>
+      <w:r>
+        <w:rPr>
+          <w:i/>
+        </w:rPr>
+        <w:t xml:space="preserve">Vägledning för hänsyn till spillkråka. </w:t>
+      </w:r>
+      <w:r>
+        <w:t>Vägledningar och kunskapsstöd artskydd – Skogsstyrelsen.</w:t>
+      </w:r>
+    </w:p>
+    <w:p>
+      <w:r>
+        <w:t xml:space="preserve">SLU Artdatabanken, 2026. </w:t>
+      </w:r>
+      <w:r>
+        <w:rPr>
+          <w:i/>
+        </w:rPr>
+        <w:t xml:space="preserve">Artfaktablad. Naturvård – artfakta. </w:t>
+      </w:r>
+      <w:r>
+        <w:t>SLU Artdatabanken, Uppsala.</w:t>
       </w:r>
     </w:p>
     <w:sectPr>
@@ -774,7 +1031,7 @@
     <w:r>
       <w:tab/>
       <w:tab/>
-      <w:t>2026-10-27</w:t>
+      <w:t>2026-10-28</w:t>
       <w:br/>
       <w:br/>
     </w:r>

--- a/klagomål/A 39820-2026 FSC-klagomål.docx
+++ b/klagomål/A 39820-2026 FSC-klagomål.docx
@@ -178,7 +178,7 @@
       <w:r>
         <w:drawing>
           <wp:inline xmlns:a="http://schemas.openxmlformats.org/drawingml/2006/main" xmlns:pic="http://schemas.openxmlformats.org/drawingml/2006/picture">
-            <wp:extent cx="5486400" cy="5642885"/>
+            <wp:extent cx="5486400" cy="5641000"/>
             <wp:docPr id="1" name="Picture 1"/>
             <wp:cNvGraphicFramePr>
               <a:graphicFrameLocks noChangeAspect="1"/>
@@ -199,7 +199,7 @@
                   <pic:spPr>
                     <a:xfrm>
                       <a:off x="0" y="0"/>
-                      <a:ext cx="5486400" cy="5642885"/>
+                      <a:ext cx="5486400" cy="5641000"/>
                     </a:xfrm>
                     <a:prstGeom prst="rect"/>
                   </pic:spPr>
@@ -221,7 +221,7 @@
     </w:p>
     <w:p>
       <w:r>
-        <w:t>I och inom 6 meter från avverkningsanmälan finns fynd av 13 naturvårdsarter, varav 3 är rödlistade, 6 är fridlysta, 8 är typiska (T) och 2 är signalarter (S): entita (NT, T, §4), gropticka (NT, T), svart skogssnigel (NT), platt fjädermossa (S, T), västlig hakmossa (S), bergfink (T, §4), blåbär (T), majbräken (T), skriftlav (T), spillkråka (T, §4), skogsödla (§6), vanlig groda (§6) och revlummer (§9). Se Figur 1.</w:t>
+        <w:t>I och inom 6 meter från avverkningsanmälan finns fynd av 14 naturvårdsarter, varav 4 är rödlistade, 7 är fridlysta, 8 är typiska (T) och 2 är signalarter (S): entita (NT, T, §4), gropticka (NT, T), rödvingetrast (NT, §4), svart skogssnigel (NT), platt fjädermossa (S, T), västlig hakmossa (S), bergfink (T, §4), blåbär (T), majbräken (T), skriftlav (T), spillkråka (T, §4), skogsödla (§6), vanlig groda (§6) och revlummer (§9). Se Figur 1.</w:t>
       </w:r>
     </w:p>
     <w:p>
@@ -558,7 +558,7 @@
         <w:rPr>
           <w:i/>
         </w:rPr>
-        <w:t>I det avverkningsanmälda skogsområdet har 13 naturvårdsarter varav 3 rödlistade arter sina livsmiljöer och växtplatser.</w:t>
+        <w:t>I det avverkningsanmälda skogsområdet har 14 naturvårdsarter varav 4 rödlistade arter sina livsmiljöer och växtplatser.</w:t>
       </w:r>
     </w:p>
     <w:p>
@@ -1031,7 +1031,7 @@
     <w:r>
       <w:tab/>
       <w:tab/>
-      <w:t>2026-10-28</w:t>
+      <w:t>2026-10-29</w:t>
       <w:br/>
       <w:br/>
     </w:r>

--- a/klagomål/A 39820-2026 FSC-klagomål.docx
+++ b/klagomål/A 39820-2026 FSC-klagomål.docx
@@ -1031,7 +1031,7 @@
     <w:r>
       <w:tab/>
       <w:tab/>
-      <w:t>2026-10-29</w:t>
+      <w:t>2026-10-31</w:t>
       <w:br/>
       <w:br/>
     </w:r>
